--- a/ndhu/蕭義龍/學-HW1/411336004 劉芳孜_616304_assignsubmission_file/AIPrompt_411336004_2022.docx
+++ b/ndhu/蕭義龍/學-HW1/411336004 劉芳孜_616304_assignsubmission_file/AIPrompt_411336004_2022.docx
@@ -645,9 +645,6 @@
     <w:p>
       <w:pPr>
         <w:ind w:left="720"/>
-        <w:rPr>
-          <w:rFonts w:hint="eastAsia"/>
-        </w:rPr>
       </w:pPr>
       <w:r>
         <w:rPr>
@@ -689,21 +686,12 @@
     <w:p>
       <w:pPr>
         <w:ind w:left="720"/>
-        <w:rPr>
-          <w:rFonts w:hint="eastAsia"/>
-        </w:rPr>
-      </w:pPr>
-      <w:r>
-        <w:rPr>
-          <w:rFonts w:hint="eastAsia"/>
-        </w:rPr>
-        <w:t>3</w:t>
-      </w:r>
-      <w:r>
-        <w:rPr>
-          <w:rFonts w:hint="eastAsia"/>
-        </w:rPr>
-        <w:t xml:space="preserve">. </w:t>
+      </w:pPr>
+      <w:r>
+        <w:rPr>
+          <w:rFonts w:hint="eastAsia"/>
+        </w:rPr>
+        <w:t xml:space="preserve">3. </w:t>
       </w:r>
       <w:r>
         <w:rPr>
@@ -1223,8 +1211,6 @@
         </w:rPr>
         <w:t>買權。在選擇權市場中，這通常顯示市場情緒偏向多方穩定，賣方賣出賣權意願高</w:t>
       </w:r>
-      <w:bookmarkStart w:id="0" w:name="_GoBack"/>
-      <w:bookmarkEnd w:id="0"/>
       <w:r>
         <w:rPr>
           <w:rFonts w:hint="eastAsia"/>
@@ -1361,9 +1347,144 @@
       </w:r>
     </w:p>
     <w:p>
+      <w:pPr>
+        <w:rPr>
+          <w:rFonts w:hint="eastAsia"/>
+        </w:rPr>
+      </w:pPr>
+      <w:r>
+        <w:rPr>
+          <w:rFonts w:hint="eastAsia"/>
+        </w:rPr>
+        <w:t>AI</w:t>
+      </w:r>
+      <w:r>
+        <w:rPr>
+          <w:rFonts w:hint="eastAsia"/>
+        </w:rPr>
+        <w:t>的優點是可以快速</w:t>
+      </w:r>
+      <w:r>
+        <w:rPr>
+          <w:rFonts w:hint="eastAsia"/>
+        </w:rPr>
+        <w:t>尋找、</w:t>
+      </w:r>
+      <w:r>
+        <w:rPr>
+          <w:rFonts w:hint="eastAsia"/>
+        </w:rPr>
+        <w:t>整理、閱讀大量資料</w:t>
+      </w:r>
+      <w:r>
+        <w:rPr>
+          <w:rFonts w:hint="eastAsia"/>
+        </w:rPr>
+        <w:t>以及</w:t>
+      </w:r>
+      <w:r>
+        <w:rPr>
+          <w:rFonts w:hint="eastAsia"/>
+        </w:rPr>
+        <w:t>寫</w:t>
+      </w:r>
+      <w:r>
+        <w:rPr>
+          <w:rFonts w:hint="eastAsia"/>
+        </w:rPr>
+        <w:t xml:space="preserve"> Python</w:t>
+      </w:r>
+      <w:r>
+        <w:rPr>
+          <w:rFonts w:hint="eastAsia"/>
+        </w:rPr>
+        <w:t>程式碼</w:t>
+      </w:r>
+      <w:r>
+        <w:rPr>
+          <w:rFonts w:hint="eastAsia"/>
+        </w:rPr>
+        <w:t>，</w:t>
+      </w:r>
+      <w:r>
+        <w:rPr>
+          <w:rFonts w:hint="eastAsia"/>
+        </w:rPr>
+        <w:t>但是如果只給簡要指令容易出現錯誤的答案，</w:t>
+      </w:r>
+      <w:r>
+        <w:rPr>
+          <w:rFonts w:hint="eastAsia"/>
+        </w:rPr>
+        <w:t>顯現出</w:t>
+      </w:r>
+      <w:r>
+        <w:rPr>
+          <w:rFonts w:hint="eastAsia"/>
+        </w:rPr>
+        <w:t>AI</w:t>
+      </w:r>
+      <w:r>
+        <w:rPr>
+          <w:rFonts w:hint="eastAsia"/>
+        </w:rPr>
+        <w:t>依賴指令的精確度，</w:t>
+      </w:r>
+      <w:r>
+        <w:rPr>
+          <w:rFonts w:hint="eastAsia"/>
+        </w:rPr>
+        <w:t>應該要把指令打得詳細明白</w:t>
+      </w:r>
+      <w:r>
+        <w:rPr>
+          <w:rFonts w:hint="eastAsia"/>
+        </w:rPr>
+        <w:t>以及加入限制</w:t>
+      </w:r>
+      <w:r>
+        <w:rPr>
+          <w:rFonts w:hint="eastAsia"/>
+        </w:rPr>
+        <w:t>，比如</w:t>
+      </w:r>
+      <w:r>
+        <w:rPr>
+          <w:rFonts w:hint="eastAsia"/>
+        </w:rPr>
+        <w:t>加入</w:t>
+      </w:r>
+      <w:r>
+        <w:rPr>
+          <w:rFonts w:hint="eastAsia"/>
+        </w:rPr>
+        <w:t>RCTO</w:t>
+      </w:r>
+      <w:r>
+        <w:rPr>
+          <w:rFonts w:hint="eastAsia"/>
+        </w:rPr>
+        <w:t>框架使指令結構化</w:t>
+      </w:r>
+      <w:r>
+        <w:rPr>
+          <w:rFonts w:hint="eastAsia"/>
+        </w:rPr>
+        <w:t>、忽略分隔線等</w:t>
+      </w:r>
+      <w:r>
+        <w:rPr>
+          <w:rFonts w:hint="eastAsia"/>
+        </w:rPr>
+        <w:t>。</w:t>
+      </w:r>
+      <w:bookmarkStart w:id="0" w:name="_GoBack"/>
+      <w:bookmarkEnd w:id="0"/>
+    </w:p>
+    <w:p>
       <w:r>
         <w:pict w14:anchorId="21703534">
-          <v:rect id="_x0000_i1030" style="width:0;height:1.5pt" o:hralign="center" o:hrstd="t" o:hrnoshade="t" o:hr="t" fillcolor="gray" stroked="f"/>
+          <v:rect id="_x0000_i1028" style="width:0;height:1.5pt" o:hralign="center" o:hrstd="t" o:hrnoshade="t" o:hr="t" fillcolor="gray" stroked="f"/>
         </w:pict>
       </w:r>
     </w:p>
@@ -1474,7 +1595,7 @@
     <w:p>
       <w:r>
         <w:pict w14:anchorId="68B5D4B8">
-          <v:rect id="_x0000_i1031" style="width:0;height:1.5pt" o:hralign="center" o:hrstd="t" o:hrnoshade="t" o:hr="t" fillcolor="gray" stroked="f"/>
+          <v:rect id="_x0000_i1029" style="width:0;height:1.5pt" o:hralign="center" o:hrstd="t" o:hrnoshade="t" o:hr="t" fillcolor="gray" stroked="f"/>
         </w:pict>
       </w:r>
     </w:p>
@@ -1840,6 +1961,119 @@
     </w:lvl>
   </w:abstractNum>
   <w:abstractNum w:abstractNumId="2" w15:restartNumberingAfterBreak="0">
+    <w:nsid w:val="15447F1F"/>
+    <w:multiLevelType w:val="hybridMultilevel"/>
+    <w:tmpl w:val="50C60ED0"/>
+    <w:lvl w:ilvl="0" w:tplc="04090001">
+      <w:start w:val="1"/>
+      <w:numFmt w:val="bullet"/>
+      <w:lvlText w:val=""/>
+      <w:lvlJc w:val="left"/>
+      <w:pPr>
+        <w:ind w:left="1200" w:hanging="480"/>
+      </w:pPr>
+      <w:rPr>
+        <w:rFonts w:ascii="Wingdings" w:hAnsi="Wingdings" w:hint="default"/>
+      </w:rPr>
+    </w:lvl>
+    <w:lvl w:ilvl="1" w:tplc="04090003" w:tentative="1">
+      <w:start w:val="1"/>
+      <w:numFmt w:val="bullet"/>
+      <w:lvlText w:val=""/>
+      <w:lvlJc w:val="left"/>
+      <w:pPr>
+        <w:ind w:left="1680" w:hanging="480"/>
+      </w:pPr>
+      <w:rPr>
+        <w:rFonts w:ascii="Wingdings" w:hAnsi="Wingdings" w:hint="default"/>
+      </w:rPr>
+    </w:lvl>
+    <w:lvl w:ilvl="2" w:tplc="04090005" w:tentative="1">
+      <w:start w:val="1"/>
+      <w:numFmt w:val="bullet"/>
+      <w:lvlText w:val=""/>
+      <w:lvlJc w:val="left"/>
+      <w:pPr>
+        <w:ind w:left="2160" w:hanging="480"/>
+      </w:pPr>
+      <w:rPr>
+        <w:rFonts w:ascii="Wingdings" w:hAnsi="Wingdings" w:hint="default"/>
+      </w:rPr>
+    </w:lvl>
+    <w:lvl w:ilvl="3" w:tplc="04090001" w:tentative="1">
+      <w:start w:val="1"/>
+      <w:numFmt w:val="bullet"/>
+      <w:lvlText w:val=""/>
+      <w:lvlJc w:val="left"/>
+      <w:pPr>
+        <w:ind w:left="2640" w:hanging="480"/>
+      </w:pPr>
+      <w:rPr>
+        <w:rFonts w:ascii="Wingdings" w:hAnsi="Wingdings" w:hint="default"/>
+      </w:rPr>
+    </w:lvl>
+    <w:lvl w:ilvl="4" w:tplc="04090003" w:tentative="1">
+      <w:start w:val="1"/>
+      <w:numFmt w:val="bullet"/>
+      <w:lvlText w:val=""/>
+      <w:lvlJc w:val="left"/>
+      <w:pPr>
+        <w:ind w:left="3120" w:hanging="480"/>
+      </w:pPr>
+      <w:rPr>
+        <w:rFonts w:ascii="Wingdings" w:hAnsi="Wingdings" w:hint="default"/>
+      </w:rPr>
+    </w:lvl>
+    <w:lvl w:ilvl="5" w:tplc="04090005" w:tentative="1">
+      <w:start w:val="1"/>
+      <w:numFmt w:val="bullet"/>
+      <w:lvlText w:val=""/>
+      <w:lvlJc w:val="left"/>
+      <w:pPr>
+        <w:ind w:left="3600" w:hanging="480"/>
+      </w:pPr>
+      <w:rPr>
+        <w:rFonts w:ascii="Wingdings" w:hAnsi="Wingdings" w:hint="default"/>
+      </w:rPr>
+    </w:lvl>
+    <w:lvl w:ilvl="6" w:tplc="04090001" w:tentative="1">
+      <w:start w:val="1"/>
+      <w:numFmt w:val="bullet"/>
+      <w:lvlText w:val=""/>
+      <w:lvlJc w:val="left"/>
+      <w:pPr>
+        <w:ind w:left="4080" w:hanging="480"/>
+      </w:pPr>
+      <w:rPr>
+        <w:rFonts w:ascii="Wingdings" w:hAnsi="Wingdings" w:hint="default"/>
+      </w:rPr>
+    </w:lvl>
+    <w:lvl w:ilvl="7" w:tplc="04090003" w:tentative="1">
+      <w:start w:val="1"/>
+      <w:numFmt w:val="bullet"/>
+      <w:lvlText w:val=""/>
+      <w:lvlJc w:val="left"/>
+      <w:pPr>
+        <w:ind w:left="4560" w:hanging="480"/>
+      </w:pPr>
+      <w:rPr>
+        <w:rFonts w:ascii="Wingdings" w:hAnsi="Wingdings" w:hint="default"/>
+      </w:rPr>
+    </w:lvl>
+    <w:lvl w:ilvl="8" w:tplc="04090005" w:tentative="1">
+      <w:start w:val="1"/>
+      <w:numFmt w:val="bullet"/>
+      <w:lvlText w:val=""/>
+      <w:lvlJc w:val="left"/>
+      <w:pPr>
+        <w:ind w:left="5040" w:hanging="480"/>
+      </w:pPr>
+      <w:rPr>
+        <w:rFonts w:ascii="Wingdings" w:hAnsi="Wingdings" w:hint="default"/>
+      </w:rPr>
+    </w:lvl>
+  </w:abstractNum>
+  <w:abstractNum w:abstractNumId="3" w15:restartNumberingAfterBreak="0">
     <w:nsid w:val="4A42059D"/>
     <w:multiLevelType w:val="multilevel"/>
     <w:tmpl w:val="F906DF44"/>
@@ -1956,7 +2190,7 @@
       </w:pPr>
     </w:lvl>
   </w:abstractNum>
-  <w:abstractNum w:abstractNumId="3" w15:restartNumberingAfterBreak="0">
+  <w:abstractNum w:abstractNumId="4" w15:restartNumberingAfterBreak="0">
     <w:nsid w:val="6B735A83"/>
     <w:multiLevelType w:val="multilevel"/>
     <w:tmpl w:val="37423CBE"/>
@@ -2069,7 +2303,7 @@
       </w:pPr>
     </w:lvl>
   </w:abstractNum>
-  <w:abstractNum w:abstractNumId="4" w15:restartNumberingAfterBreak="0">
+  <w:abstractNum w:abstractNumId="5" w15:restartNumberingAfterBreak="0">
     <w:nsid w:val="74BD4EC1"/>
     <w:multiLevelType w:val="multilevel"/>
     <w:tmpl w:val="0D028878"/>
@@ -2225,13 +2459,16 @@
     <w:abstractNumId w:val="1"/>
   </w:num>
   <w:num w:numId="3">
-    <w:abstractNumId w:val="2"/>
+    <w:abstractNumId w:val="3"/>
   </w:num>
   <w:num w:numId="4">
-    <w:abstractNumId w:val="3"/>
+    <w:abstractNumId w:val="4"/>
   </w:num>
   <w:num w:numId="5">
-    <w:abstractNumId w:val="4"/>
+    <w:abstractNumId w:val="5"/>
+  </w:num>
+  <w:num w:numId="6">
+    <w:abstractNumId w:val="2"/>
   </w:num>
 </w:numbering>
 </file>
